--- a/TryHackMe/picklerick/pedroleal685/writeup.docx
+++ b/TryHackMe/picklerick/pedroleal685/writeup.docx
@@ -103,7 +103,15 @@
           <w:sz w:val="32"/>
           <w:szCs w:val="32"/>
         </w:rPr>
-        <w:t>Pickel</w:t>
+        <w:t>Pick</w:t>
+      </w:r>
+      <w:r>
+        <w:rPr>
+          <w:rFonts w:ascii="Arial" w:eastAsia="Arial" w:hAnsi="Arial" w:cs="Arial"/>
+          <w:sz w:val="32"/>
+          <w:szCs w:val="32"/>
+        </w:rPr>
+        <w:t>le</w:t>
       </w:r>
       <w:proofErr w:type="spellEnd"/>
       <w:r>
@@ -246,7 +254,25 @@
                 <w:szCs w:val="24"/>
                 <w:lang w:val="en-US"/>
               </w:rPr>
-              <w:t>Pickel Rick</w:t>
+              <w:t>Pick</w:t>
+            </w:r>
+            <w:r>
+              <w:rPr>
+                <w:rFonts w:ascii="Arial" w:eastAsia="Arial" w:hAnsi="Arial" w:cs="Arial"/>
+                <w:sz w:val="24"/>
+                <w:szCs w:val="24"/>
+                <w:lang w:val="en-US"/>
+              </w:rPr>
+              <w:t>le</w:t>
+            </w:r>
+            <w:r>
+              <w:rPr>
+                <w:rFonts w:ascii="Arial" w:eastAsia="Arial" w:hAnsi="Arial" w:cs="Arial"/>
+                <w:sz w:val="24"/>
+                <w:szCs w:val="24"/>
+                <w:lang w:val="en-US"/>
+              </w:rPr>
+              <w:t xml:space="preserve"> Rick</w:t>
             </w:r>
             <w:r>
               <w:rPr>
@@ -583,7 +609,7 @@
                 <w:sz w:val="24"/>
                 <w:szCs w:val="24"/>
               </w:rPr>
-              <w:t>Nome do revisor</w:t>
+              <w:t>Alexandre Gualiume Coruquieri</w:t>
             </w:r>
           </w:p>
         </w:tc>
@@ -606,7 +632,7 @@
                 <w:sz w:val="24"/>
                 <w:szCs w:val="24"/>
               </w:rPr>
-              <w:t>Orientador</w:t>
+              <w:t>Coordenador</w:t>
             </w:r>
           </w:p>
         </w:tc>
@@ -659,7 +685,7 @@
                 <w:sz w:val="24"/>
                 <w:szCs w:val="24"/>
               </w:rPr>
-              <w:t>Nome do aprovador</w:t>
+              <w:t>Alexandre Gualiume Coruquieri</w:t>
             </w:r>
           </w:p>
         </w:tc>
@@ -682,7 +708,7 @@
                 <w:sz w:val="24"/>
                 <w:szCs w:val="24"/>
               </w:rPr>
-              <w:t>Diretor</w:t>
+              <w:t>Coordenador</w:t>
             </w:r>
           </w:p>
         </w:tc>
@@ -963,7 +989,7 @@
                 <w:sz w:val="24"/>
                 <w:szCs w:val="24"/>
               </w:rPr>
-              <w:t>DD/MM/AAAA</w:t>
+              <w:t>18/05/2026</w:t>
             </w:r>
           </w:p>
         </w:tc>
@@ -1039,7 +1065,7 @@
                 <w:sz w:val="24"/>
                 <w:szCs w:val="24"/>
               </w:rPr>
-              <w:t>DD/MM/AAAA</w:t>
+              <w:t>18/05/2026</w:t>
             </w:r>
           </w:p>
         </w:tc>
@@ -1767,36 +1793,26 @@
               <w:szCs w:val="24"/>
             </w:rPr>
           </w:pPr>
-          <w:r>
-            <w:fldChar w:fldCharType="begin"/>
-          </w:r>
-          <w:r>
-            <w:instrText>HYPERLINK \l "_heading=h.1t3h5sf" \h</w:instrText>
-          </w:r>
-          <w:r>
-            <w:fldChar w:fldCharType="separate"/>
-          </w:r>
-          <w:r>
-            <w:rPr>
-              <w:color w:val="000000"/>
-            </w:rPr>
-            <w:t>Conclusão</w:t>
-          </w:r>
-          <w:r>
-            <w:rPr>
-              <w:color w:val="000000"/>
-            </w:rPr>
-            <w:tab/>
-          </w:r>
-          <w:r>
-            <w:rPr>
-              <w:color w:val="000000"/>
-            </w:rPr>
-            <w:t>8</w:t>
-          </w:r>
-          <w:r>
-            <w:fldChar w:fldCharType="end"/>
-          </w:r>
+          <w:hyperlink w:anchor="_heading=h.1t3h5sf">
+            <w:r>
+              <w:rPr>
+                <w:color w:val="000000"/>
+              </w:rPr>
+              <w:t>Conclusão</w:t>
+            </w:r>
+            <w:r>
+              <w:rPr>
+                <w:color w:val="000000"/>
+              </w:rPr>
+              <w:tab/>
+            </w:r>
+            <w:r>
+              <w:rPr>
+                <w:color w:val="000000"/>
+              </w:rPr>
+              <w:t>8</w:t>
+            </w:r>
+          </w:hyperlink>
         </w:p>
         <w:p>
           <w:pPr>
@@ -2074,7 +2090,15 @@
           <w:sz w:val="24"/>
           <w:szCs w:val="24"/>
         </w:rPr>
-        <w:t>Pickel</w:t>
+        <w:t>Pick</w:t>
+      </w:r>
+      <w:r>
+        <w:rPr>
+          <w:rFonts w:ascii="Arial" w:eastAsia="Arial" w:hAnsi="Arial" w:cs="Arial"/>
+          <w:sz w:val="24"/>
+          <w:szCs w:val="24"/>
+        </w:rPr>
+        <w:t>le</w:t>
       </w:r>
       <w:proofErr w:type="spellEnd"/>
       <w:r>
@@ -3016,23 +3040,31 @@
         </w:rPr>
         <w:t xml:space="preserve"> / permite visualizar todos os arquivos e diretórios do sistema. Dessa forma, acessando o diretório home é possível identificar que </w:t>
       </w:r>
-      <w:proofErr w:type="gramStart"/>
-      <w:r>
-        <w:rPr>
-          <w:rFonts w:ascii="Arial" w:eastAsia="Arial" w:hAnsi="Arial" w:cs="Arial"/>
-          <w:sz w:val="24"/>
-          <w:szCs w:val="24"/>
-        </w:rPr>
-        <w:t>o sistemas</w:t>
-      </w:r>
-      <w:proofErr w:type="gramEnd"/>
-      <w:r>
-        <w:rPr>
-          <w:rFonts w:ascii="Arial" w:eastAsia="Arial" w:hAnsi="Arial" w:cs="Arial"/>
-          <w:sz w:val="24"/>
-          <w:szCs w:val="24"/>
-        </w:rPr>
-        <w:t xml:space="preserve"> possui dois usuários: Rick e </w:t>
+      <w:r>
+        <w:rPr>
+          <w:rFonts w:ascii="Arial" w:eastAsia="Arial" w:hAnsi="Arial" w:cs="Arial"/>
+          <w:sz w:val="24"/>
+          <w:szCs w:val="24"/>
+        </w:rPr>
+        <w:t xml:space="preserve">o sistema </w:t>
+      </w:r>
+      <w:proofErr w:type="spellStart"/>
+      <w:r>
+        <w:rPr>
+          <w:rFonts w:ascii="Arial" w:eastAsia="Arial" w:hAnsi="Arial" w:cs="Arial"/>
+          <w:sz w:val="24"/>
+          <w:szCs w:val="24"/>
+        </w:rPr>
+        <w:t>possue</w:t>
+      </w:r>
+      <w:proofErr w:type="spellEnd"/>
+      <w:r>
+        <w:rPr>
+          <w:rFonts w:ascii="Arial" w:eastAsia="Arial" w:hAnsi="Arial" w:cs="Arial"/>
+          <w:sz w:val="24"/>
+          <w:szCs w:val="24"/>
+        </w:rPr>
+        <w:t xml:space="preserve"> dois usuários: Rick e </w:t>
       </w:r>
       <w:proofErr w:type="spellStart"/>
       <w:r>
@@ -3449,77 +3481,6 @@
     </w:p>
     <w:p>
       <w:pPr>
-        <w:rPr>
-          <w:rFonts w:ascii="Arial" w:eastAsia="Arial" w:hAnsi="Arial" w:cs="Arial"/>
-          <w:sz w:val="24"/>
-          <w:szCs w:val="24"/>
-        </w:rPr>
-      </w:pPr>
-      <w:r>
-        <w:rPr>
-          <w:rFonts w:ascii="Arial" w:eastAsia="Arial" w:hAnsi="Arial" w:cs="Arial"/>
-          <w:sz w:val="24"/>
-          <w:szCs w:val="24"/>
-        </w:rPr>
-        <w:t xml:space="preserve">O CTF </w:t>
-      </w:r>
-      <w:proofErr w:type="spellStart"/>
-      <w:r>
-        <w:rPr>
-          <w:rFonts w:ascii="Arial" w:eastAsia="Arial" w:hAnsi="Arial" w:cs="Arial"/>
-          <w:sz w:val="24"/>
-          <w:szCs w:val="24"/>
-        </w:rPr>
-        <w:t>OhSINT</w:t>
-      </w:r>
-      <w:proofErr w:type="spellEnd"/>
-      <w:r>
-        <w:rPr>
-          <w:rFonts w:ascii="Arial" w:eastAsia="Arial" w:hAnsi="Arial" w:cs="Arial"/>
-          <w:sz w:val="24"/>
-          <w:szCs w:val="24"/>
-        </w:rPr>
-        <w:t xml:space="preserve"> é um excelente CTF para inicio no mundo de cibersegurança, uma vez que</w:t>
-      </w:r>
-      <w:r>
-        <w:rPr>
-          <w:rFonts w:ascii="Arial" w:eastAsia="Arial" w:hAnsi="Arial" w:cs="Arial"/>
-          <w:sz w:val="24"/>
-          <w:szCs w:val="24"/>
-        </w:rPr>
-        <w:t xml:space="preserve"> desenvolve o conhecimento sobre </w:t>
-      </w:r>
-      <w:proofErr w:type="spellStart"/>
-      <w:r>
-        <w:rPr>
-          <w:rFonts w:ascii="Arial" w:eastAsia="Arial" w:hAnsi="Arial" w:cs="Arial"/>
-          <w:sz w:val="24"/>
-          <w:szCs w:val="24"/>
-        </w:rPr>
-        <w:t>nmap</w:t>
-      </w:r>
-      <w:proofErr w:type="spellEnd"/>
-      <w:r>
-        <w:rPr>
-          <w:rFonts w:ascii="Arial" w:eastAsia="Arial" w:hAnsi="Arial" w:cs="Arial"/>
-          <w:sz w:val="24"/>
-          <w:szCs w:val="24"/>
-        </w:rPr>
-        <w:t xml:space="preserve">, enumeração de diretórios e comandos em </w:t>
-      </w:r>
-      <w:proofErr w:type="spellStart"/>
-      <w:r>
-        <w:rPr>
-          <w:rFonts w:ascii="Arial" w:eastAsia="Arial" w:hAnsi="Arial" w:cs="Arial"/>
-          <w:sz w:val="24"/>
-          <w:szCs w:val="24"/>
-        </w:rPr>
-        <w:t>linux</w:t>
-      </w:r>
-      <w:proofErr w:type="spellEnd"/>
-    </w:p>
-    <w:p>
-      <w:pPr>
         <w:pBdr>
           <w:top w:val="nil"/>
           <w:left w:val="nil"/>
@@ -3530,6 +3491,68 @@
         <w:spacing w:after="0" w:line="360" w:lineRule="auto"/>
         <w:rPr>
           <w:rFonts w:ascii="Arial" w:eastAsia="Arial" w:hAnsi="Arial" w:cs="Arial"/>
+          <w:sz w:val="24"/>
+          <w:szCs w:val="24"/>
+        </w:rPr>
+      </w:pPr>
+      <w:bookmarkStart w:id="8" w:name="_heading=h.4d34og8" w:colFirst="0" w:colLast="0"/>
+      <w:bookmarkEnd w:id="8"/>
+      <w:r>
+        <w:rPr>
+          <w:rFonts w:ascii="Arial" w:eastAsia="Arial" w:hAnsi="Arial" w:cs="Arial"/>
+          <w:sz w:val="24"/>
+          <w:szCs w:val="24"/>
+        </w:rPr>
+        <w:t xml:space="preserve">O CTF </w:t>
+      </w:r>
+      <w:proofErr w:type="spellStart"/>
+      <w:r>
+        <w:rPr>
+          <w:rFonts w:ascii="Arial" w:eastAsia="Arial" w:hAnsi="Arial" w:cs="Arial"/>
+          <w:sz w:val="24"/>
+          <w:szCs w:val="24"/>
+        </w:rPr>
+        <w:t>Pickle</w:t>
+      </w:r>
+      <w:proofErr w:type="spellEnd"/>
+      <w:r>
+        <w:rPr>
+          <w:rFonts w:ascii="Arial" w:eastAsia="Arial" w:hAnsi="Arial" w:cs="Arial"/>
+          <w:sz w:val="24"/>
+          <w:szCs w:val="24"/>
+        </w:rPr>
+        <w:t xml:space="preserve"> Rick permite explorar conceitos práticos de enumeração e exploração de vulnerabilidades web (RCE) usando ambiente Linux, reforçando técnicas fundamentais utilizadas em testes de invasão.</w:t>
+      </w:r>
+    </w:p>
+    <w:p>
+      <w:pPr>
+        <w:pBdr>
+          <w:top w:val="nil"/>
+          <w:left w:val="nil"/>
+          <w:bottom w:val="nil"/>
+          <w:right w:val="nil"/>
+          <w:between w:val="nil"/>
+        </w:pBdr>
+        <w:spacing w:after="0" w:line="360" w:lineRule="auto"/>
+        <w:rPr>
+          <w:rFonts w:ascii="Arial" w:eastAsia="Arial" w:hAnsi="Arial" w:cs="Arial"/>
+          <w:sz w:val="24"/>
+          <w:szCs w:val="24"/>
+        </w:rPr>
+      </w:pPr>
+    </w:p>
+    <w:p>
+      <w:pPr>
+        <w:pBdr>
+          <w:top w:val="nil"/>
+          <w:left w:val="nil"/>
+          <w:bottom w:val="nil"/>
+          <w:right w:val="nil"/>
+          <w:between w:val="nil"/>
+        </w:pBdr>
+        <w:spacing w:after="0" w:line="360" w:lineRule="auto"/>
+        <w:rPr>
+          <w:rFonts w:ascii="Arial" w:eastAsia="Arial" w:hAnsi="Arial" w:cs="Arial"/>
           <w:b/>
           <w:smallCaps/>
           <w:color w:val="000000"/>
@@ -3537,8 +3560,6 @@
           <w:szCs w:val="32"/>
         </w:rPr>
       </w:pPr>
-      <w:bookmarkStart w:id="8" w:name="_heading=h.4d34og8" w:colFirst="0" w:colLast="0"/>
-      <w:bookmarkEnd w:id="8"/>
       <w:r>
         <w:rPr>
           <w:rFonts w:ascii="Arial" w:eastAsia="Arial" w:hAnsi="Arial" w:cs="Arial"/>
@@ -4242,11 +4263,11 @@
     <w:qFormat/>
     <w:rsid w:val="006D2886"/>
   </w:style>
-  <w:style w:type="paragraph" w:styleId="Ttulo1">
+  <w:style w:type="paragraph" w:styleId="Heading1">
     <w:name w:val="heading 1"/>
     <w:basedOn w:val="Normal"/>
     <w:next w:val="Normal"/>
-    <w:link w:val="Ttulo1Char"/>
+    <w:link w:val="Heading1Char"/>
     <w:uiPriority w:val="9"/>
     <w:qFormat/>
     <w:rsid w:val="00C82D7E"/>
@@ -4263,11 +4284,11 @@
       <w:szCs w:val="40"/>
     </w:rPr>
   </w:style>
-  <w:style w:type="paragraph" w:styleId="Ttulo2">
+  <w:style w:type="paragraph" w:styleId="Heading2">
     <w:name w:val="heading 2"/>
     <w:basedOn w:val="Normal"/>
     <w:next w:val="Normal"/>
-    <w:link w:val="Ttulo2Char"/>
+    <w:link w:val="Heading2Char"/>
     <w:uiPriority w:val="9"/>
     <w:semiHidden/>
     <w:unhideWhenUsed/>
@@ -4286,11 +4307,11 @@
       <w:szCs w:val="32"/>
     </w:rPr>
   </w:style>
-  <w:style w:type="paragraph" w:styleId="Ttulo3">
+  <w:style w:type="paragraph" w:styleId="Heading3">
     <w:name w:val="heading 3"/>
     <w:basedOn w:val="Normal"/>
     <w:next w:val="Normal"/>
-    <w:link w:val="Ttulo3Char"/>
+    <w:link w:val="Heading3Char"/>
     <w:uiPriority w:val="9"/>
     <w:semiHidden/>
     <w:unhideWhenUsed/>
@@ -4309,11 +4330,11 @@
       <w:szCs w:val="28"/>
     </w:rPr>
   </w:style>
-  <w:style w:type="paragraph" w:styleId="Ttulo4">
+  <w:style w:type="paragraph" w:styleId="Heading4">
     <w:name w:val="heading 4"/>
     <w:basedOn w:val="Normal"/>
     <w:next w:val="Normal"/>
-    <w:link w:val="Ttulo4Char"/>
+    <w:link w:val="Heading4Char"/>
     <w:uiPriority w:val="9"/>
     <w:semiHidden/>
     <w:unhideWhenUsed/>
@@ -4332,11 +4353,11 @@
       <w:color w:val="0F4761" w:themeColor="accent1" w:themeShade="BF"/>
     </w:rPr>
   </w:style>
-  <w:style w:type="paragraph" w:styleId="Ttulo5">
+  <w:style w:type="paragraph" w:styleId="Heading5">
     <w:name w:val="heading 5"/>
     <w:basedOn w:val="Normal"/>
     <w:next w:val="Normal"/>
-    <w:link w:val="Ttulo5Char"/>
+    <w:link w:val="Heading5Char"/>
     <w:uiPriority w:val="9"/>
     <w:semiHidden/>
     <w:unhideWhenUsed/>
@@ -4353,11 +4374,11 @@
       <w:color w:val="0F4761" w:themeColor="accent1" w:themeShade="BF"/>
     </w:rPr>
   </w:style>
-  <w:style w:type="paragraph" w:styleId="Ttulo6">
+  <w:style w:type="paragraph" w:styleId="Heading6">
     <w:name w:val="heading 6"/>
     <w:basedOn w:val="Normal"/>
     <w:next w:val="Normal"/>
-    <w:link w:val="Ttulo6Char"/>
+    <w:link w:val="Heading6Char"/>
     <w:uiPriority w:val="9"/>
     <w:semiHidden/>
     <w:unhideWhenUsed/>
@@ -4376,11 +4397,11 @@
       <w:color w:val="595959" w:themeColor="text1" w:themeTint="A6"/>
     </w:rPr>
   </w:style>
-  <w:style w:type="paragraph" w:styleId="Ttulo7">
+  <w:style w:type="paragraph" w:styleId="Heading7">
     <w:name w:val="heading 7"/>
     <w:basedOn w:val="Normal"/>
     <w:next w:val="Normal"/>
-    <w:link w:val="Ttulo7Char"/>
+    <w:link w:val="Heading7Char"/>
     <w:uiPriority w:val="9"/>
     <w:semiHidden/>
     <w:unhideWhenUsed/>
@@ -4397,11 +4418,11 @@
       <w:color w:val="595959" w:themeColor="text1" w:themeTint="A6"/>
     </w:rPr>
   </w:style>
-  <w:style w:type="paragraph" w:styleId="Ttulo8">
+  <w:style w:type="paragraph" w:styleId="Heading8">
     <w:name w:val="heading 8"/>
     <w:basedOn w:val="Normal"/>
     <w:next w:val="Normal"/>
-    <w:link w:val="Ttulo8Char"/>
+    <w:link w:val="Heading8Char"/>
     <w:uiPriority w:val="9"/>
     <w:semiHidden/>
     <w:unhideWhenUsed/>
@@ -4420,11 +4441,11 @@
       <w:color w:val="272727" w:themeColor="text1" w:themeTint="D8"/>
     </w:rPr>
   </w:style>
-  <w:style w:type="paragraph" w:styleId="Ttulo9">
+  <w:style w:type="paragraph" w:styleId="Heading9">
     <w:name w:val="heading 9"/>
     <w:basedOn w:val="Normal"/>
     <w:next w:val="Normal"/>
-    <w:link w:val="Ttulo9Char"/>
+    <w:link w:val="Heading9Char"/>
     <w:uiPriority w:val="9"/>
     <w:semiHidden/>
     <w:unhideWhenUsed/>
@@ -4441,12 +4462,13 @@
       <w:color w:val="272727" w:themeColor="text1" w:themeTint="D8"/>
     </w:rPr>
   </w:style>
-  <w:style w:type="character" w:default="1" w:styleId="Fontepargpadro">
+  <w:style w:type="character" w:default="1" w:styleId="DefaultParagraphFont">
     <w:name w:val="Default Paragraph Font"/>
     <w:uiPriority w:val="1"/>
+    <w:semiHidden/>
     <w:unhideWhenUsed/>
   </w:style>
-  <w:style w:type="table" w:default="1" w:styleId="Tabelanormal">
+  <w:style w:type="table" w:default="1" w:styleId="TableNormal">
     <w:name w:val="Normal Table"/>
     <w:uiPriority w:val="99"/>
     <w:semiHidden/>
@@ -4461,14 +4483,14 @@
       </w:tblCellMar>
     </w:tblPr>
   </w:style>
-  <w:style w:type="numbering" w:default="1" w:styleId="Semlista">
+  <w:style w:type="numbering" w:default="1" w:styleId="NoList">
     <w:name w:val="No List"/>
     <w:uiPriority w:val="99"/>
     <w:semiHidden/>
     <w:unhideWhenUsed/>
   </w:style>
-  <w:style w:type="table" w:customStyle="1" w:styleId="TableNormal">
-    <w:name w:val="Table Normal"/>
+  <w:style w:type="table" w:customStyle="1" w:styleId="TableNormal1">
+    <w:name w:val="Table Normal1"/>
     <w:tblPr>
       <w:tblCellMar>
         <w:top w:w="0" w:type="dxa"/>
@@ -4478,11 +4500,11 @@
       </w:tblCellMar>
     </w:tblPr>
   </w:style>
-  <w:style w:type="paragraph" w:styleId="Ttulo">
+  <w:style w:type="paragraph" w:styleId="Title">
     <w:name w:val="Title"/>
     <w:basedOn w:val="Normal"/>
     <w:next w:val="Normal"/>
-    <w:link w:val="TtuloChar"/>
+    <w:link w:val="TitleChar"/>
     <w:uiPriority w:val="10"/>
     <w:qFormat/>
     <w:rsid w:val="00C82D7E"/>
@@ -4498,10 +4520,10 @@
       <w:szCs w:val="56"/>
     </w:rPr>
   </w:style>
-  <w:style w:type="character" w:customStyle="1" w:styleId="Ttulo1Char">
-    <w:name w:val="Título 1 Char"/>
-    <w:basedOn w:val="Fontepargpadro"/>
-    <w:link w:val="Ttulo1"/>
+  <w:style w:type="character" w:customStyle="1" w:styleId="Heading1Char">
+    <w:name w:val="Heading 1 Char"/>
+    <w:basedOn w:val="DefaultParagraphFont"/>
+    <w:link w:val="Heading1"/>
     <w:uiPriority w:val="9"/>
     <w:rsid w:val="00C82D7E"/>
     <w:rPr>
@@ -4511,10 +4533,10 @@
       <w:szCs w:val="40"/>
     </w:rPr>
   </w:style>
-  <w:style w:type="character" w:customStyle="1" w:styleId="Ttulo2Char">
-    <w:name w:val="Título 2 Char"/>
-    <w:basedOn w:val="Fontepargpadro"/>
-    <w:link w:val="Ttulo2"/>
+  <w:style w:type="character" w:customStyle="1" w:styleId="Heading2Char">
+    <w:name w:val="Heading 2 Char"/>
+    <w:basedOn w:val="DefaultParagraphFont"/>
+    <w:link w:val="Heading2"/>
     <w:uiPriority w:val="9"/>
     <w:semiHidden/>
     <w:rsid w:val="00C82D7E"/>
@@ -4525,10 +4547,10 @@
       <w:szCs w:val="32"/>
     </w:rPr>
   </w:style>
-  <w:style w:type="character" w:customStyle="1" w:styleId="Ttulo3Char">
-    <w:name w:val="Título 3 Char"/>
-    <w:basedOn w:val="Fontepargpadro"/>
-    <w:link w:val="Ttulo3"/>
+  <w:style w:type="character" w:customStyle="1" w:styleId="Heading3Char">
+    <w:name w:val="Heading 3 Char"/>
+    <w:basedOn w:val="DefaultParagraphFont"/>
+    <w:link w:val="Heading3"/>
     <w:uiPriority w:val="9"/>
     <w:semiHidden/>
     <w:rsid w:val="00C82D7E"/>
@@ -4539,10 +4561,10 @@
       <w:szCs w:val="28"/>
     </w:rPr>
   </w:style>
-  <w:style w:type="character" w:customStyle="1" w:styleId="Ttulo4Char">
-    <w:name w:val="Título 4 Char"/>
-    <w:basedOn w:val="Fontepargpadro"/>
-    <w:link w:val="Ttulo4"/>
+  <w:style w:type="character" w:customStyle="1" w:styleId="Heading4Char">
+    <w:name w:val="Heading 4 Char"/>
+    <w:basedOn w:val="DefaultParagraphFont"/>
+    <w:link w:val="Heading4"/>
     <w:uiPriority w:val="9"/>
     <w:semiHidden/>
     <w:rsid w:val="00C82D7E"/>
@@ -4553,10 +4575,10 @@
       <w:color w:val="0F4761" w:themeColor="accent1" w:themeShade="BF"/>
     </w:rPr>
   </w:style>
-  <w:style w:type="character" w:customStyle="1" w:styleId="Ttulo5Char">
-    <w:name w:val="Título 5 Char"/>
-    <w:basedOn w:val="Fontepargpadro"/>
-    <w:link w:val="Ttulo5"/>
+  <w:style w:type="character" w:customStyle="1" w:styleId="Heading5Char">
+    <w:name w:val="Heading 5 Char"/>
+    <w:basedOn w:val="DefaultParagraphFont"/>
+    <w:link w:val="Heading5"/>
     <w:uiPriority w:val="9"/>
     <w:semiHidden/>
     <w:rsid w:val="00C82D7E"/>
@@ -4565,10 +4587,10 @@
       <w:color w:val="0F4761" w:themeColor="accent1" w:themeShade="BF"/>
     </w:rPr>
   </w:style>
-  <w:style w:type="character" w:customStyle="1" w:styleId="Ttulo6Char">
-    <w:name w:val="Título 6 Char"/>
-    <w:basedOn w:val="Fontepargpadro"/>
-    <w:link w:val="Ttulo6"/>
+  <w:style w:type="character" w:customStyle="1" w:styleId="Heading6Char">
+    <w:name w:val="Heading 6 Char"/>
+    <w:basedOn w:val="DefaultParagraphFont"/>
+    <w:link w:val="Heading6"/>
     <w:uiPriority w:val="9"/>
     <w:semiHidden/>
     <w:rsid w:val="00C82D7E"/>
@@ -4579,10 +4601,10 @@
       <w:color w:val="595959" w:themeColor="text1" w:themeTint="A6"/>
     </w:rPr>
   </w:style>
-  <w:style w:type="character" w:customStyle="1" w:styleId="Ttulo7Char">
-    <w:name w:val="Título 7 Char"/>
-    <w:basedOn w:val="Fontepargpadro"/>
-    <w:link w:val="Ttulo7"/>
+  <w:style w:type="character" w:customStyle="1" w:styleId="Heading7Char">
+    <w:name w:val="Heading 7 Char"/>
+    <w:basedOn w:val="DefaultParagraphFont"/>
+    <w:link w:val="Heading7"/>
     <w:uiPriority w:val="9"/>
     <w:semiHidden/>
     <w:rsid w:val="00C82D7E"/>
@@ -4591,10 +4613,10 @@
       <w:color w:val="595959" w:themeColor="text1" w:themeTint="A6"/>
     </w:rPr>
   </w:style>
-  <w:style w:type="character" w:customStyle="1" w:styleId="Ttulo8Char">
-    <w:name w:val="Título 8 Char"/>
-    <w:basedOn w:val="Fontepargpadro"/>
-    <w:link w:val="Ttulo8"/>
+  <w:style w:type="character" w:customStyle="1" w:styleId="Heading8Char">
+    <w:name w:val="Heading 8 Char"/>
+    <w:basedOn w:val="DefaultParagraphFont"/>
+    <w:link w:val="Heading8"/>
     <w:uiPriority w:val="9"/>
     <w:semiHidden/>
     <w:rsid w:val="00C82D7E"/>
@@ -4605,10 +4627,10 @@
       <w:color w:val="272727" w:themeColor="text1" w:themeTint="D8"/>
     </w:rPr>
   </w:style>
-  <w:style w:type="character" w:customStyle="1" w:styleId="Ttulo9Char">
-    <w:name w:val="Título 9 Char"/>
-    <w:basedOn w:val="Fontepargpadro"/>
-    <w:link w:val="Ttulo9"/>
+  <w:style w:type="character" w:customStyle="1" w:styleId="Heading9Char">
+    <w:name w:val="Heading 9 Char"/>
+    <w:basedOn w:val="DefaultParagraphFont"/>
+    <w:link w:val="Heading9"/>
     <w:uiPriority w:val="9"/>
     <w:semiHidden/>
     <w:rsid w:val="00C82D7E"/>
@@ -4617,10 +4639,10 @@
       <w:color w:val="272727" w:themeColor="text1" w:themeTint="D8"/>
     </w:rPr>
   </w:style>
-  <w:style w:type="character" w:customStyle="1" w:styleId="TtuloChar">
-    <w:name w:val="Título Char"/>
-    <w:basedOn w:val="Fontepargpadro"/>
-    <w:link w:val="Ttulo"/>
+  <w:style w:type="character" w:customStyle="1" w:styleId="TitleChar">
+    <w:name w:val="Title Char"/>
+    <w:basedOn w:val="DefaultParagraphFont"/>
+    <w:link w:val="Title"/>
     <w:uiPriority w:val="10"/>
     <w:rsid w:val="00C82D7E"/>
     <w:rPr>
@@ -4631,11 +4653,11 @@
       <w:szCs w:val="56"/>
     </w:rPr>
   </w:style>
-  <w:style w:type="paragraph" w:styleId="Subttulo">
+  <w:style w:type="paragraph" w:styleId="Subtitle">
     <w:name w:val="Subtitle"/>
     <w:basedOn w:val="Normal"/>
     <w:next w:val="Normal"/>
-    <w:link w:val="SubttuloChar"/>
+    <w:link w:val="SubtitleChar"/>
     <w:uiPriority w:val="11"/>
     <w:qFormat/>
     <w:rPr>
@@ -4644,10 +4666,10 @@
       <w:szCs w:val="28"/>
     </w:rPr>
   </w:style>
-  <w:style w:type="character" w:customStyle="1" w:styleId="SubttuloChar">
-    <w:name w:val="Subtítulo Char"/>
-    <w:basedOn w:val="Fontepargpadro"/>
-    <w:link w:val="Subttulo"/>
+  <w:style w:type="character" w:customStyle="1" w:styleId="SubtitleChar">
+    <w:name w:val="Subtitle Char"/>
+    <w:basedOn w:val="DefaultParagraphFont"/>
+    <w:link w:val="Subtitle"/>
     <w:uiPriority w:val="11"/>
     <w:rsid w:val="00C82D7E"/>
     <w:rPr>
@@ -4658,11 +4680,11 @@
       <w:szCs w:val="28"/>
     </w:rPr>
   </w:style>
-  <w:style w:type="paragraph" w:styleId="Citao">
+  <w:style w:type="paragraph" w:styleId="Quote">
     <w:name w:val="Quote"/>
     <w:basedOn w:val="Normal"/>
     <w:next w:val="Normal"/>
-    <w:link w:val="CitaoChar"/>
+    <w:link w:val="QuoteChar"/>
     <w:uiPriority w:val="29"/>
     <w:qFormat/>
     <w:rsid w:val="00C82D7E"/>
@@ -4676,10 +4698,10 @@
       <w:color w:val="404040" w:themeColor="text1" w:themeTint="BF"/>
     </w:rPr>
   </w:style>
-  <w:style w:type="character" w:customStyle="1" w:styleId="CitaoChar">
-    <w:name w:val="Citação Char"/>
-    <w:basedOn w:val="Fontepargpadro"/>
-    <w:link w:val="Citao"/>
+  <w:style w:type="character" w:customStyle="1" w:styleId="QuoteChar">
+    <w:name w:val="Quote Char"/>
+    <w:basedOn w:val="DefaultParagraphFont"/>
+    <w:link w:val="Quote"/>
     <w:uiPriority w:val="29"/>
     <w:rsid w:val="00C82D7E"/>
     <w:rPr>
@@ -4688,7 +4710,7 @@
       <w:color w:val="404040" w:themeColor="text1" w:themeTint="BF"/>
     </w:rPr>
   </w:style>
-  <w:style w:type="paragraph" w:styleId="PargrafodaLista">
+  <w:style w:type="paragraph" w:styleId="ListParagraph">
     <w:name w:val="List Paragraph"/>
     <w:basedOn w:val="Normal"/>
     <w:uiPriority w:val="34"/>
@@ -4699,9 +4721,9 @@
       <w:contextualSpacing/>
     </w:pPr>
   </w:style>
-  <w:style w:type="character" w:styleId="nfaseIntensa">
+  <w:style w:type="character" w:styleId="IntenseEmphasis">
     <w:name w:val="Intense Emphasis"/>
-    <w:basedOn w:val="Fontepargpadro"/>
+    <w:basedOn w:val="DefaultParagraphFont"/>
     <w:uiPriority w:val="21"/>
     <w:qFormat/>
     <w:rsid w:val="00C82D7E"/>
@@ -4711,11 +4733,11 @@
       <w:color w:val="0F4761" w:themeColor="accent1" w:themeShade="BF"/>
     </w:rPr>
   </w:style>
-  <w:style w:type="paragraph" w:styleId="CitaoIntensa">
+  <w:style w:type="paragraph" w:styleId="IntenseQuote">
     <w:name w:val="Intense Quote"/>
     <w:basedOn w:val="Normal"/>
     <w:next w:val="Normal"/>
-    <w:link w:val="CitaoIntensaChar"/>
+    <w:link w:val="IntenseQuoteChar"/>
     <w:uiPriority w:val="30"/>
     <w:qFormat/>
     <w:rsid w:val="00C82D7E"/>
@@ -4734,10 +4756,10 @@
       <w:color w:val="0F4761" w:themeColor="accent1" w:themeShade="BF"/>
     </w:rPr>
   </w:style>
-  <w:style w:type="character" w:customStyle="1" w:styleId="CitaoIntensaChar">
-    <w:name w:val="Citação Intensa Char"/>
-    <w:basedOn w:val="Fontepargpadro"/>
-    <w:link w:val="CitaoIntensa"/>
+  <w:style w:type="character" w:customStyle="1" w:styleId="IntenseQuoteChar">
+    <w:name w:val="Intense Quote Char"/>
+    <w:basedOn w:val="DefaultParagraphFont"/>
+    <w:link w:val="IntenseQuote"/>
     <w:uiPriority w:val="30"/>
     <w:rsid w:val="00C82D7E"/>
     <w:rPr>
@@ -4746,9 +4768,9 @@
       <w:color w:val="0F4761" w:themeColor="accent1" w:themeShade="BF"/>
     </w:rPr>
   </w:style>
-  <w:style w:type="character" w:styleId="RefernciaIntensa">
+  <w:style w:type="character" w:styleId="IntenseReference">
     <w:name w:val="Intense Reference"/>
-    <w:basedOn w:val="Fontepargpadro"/>
+    <w:basedOn w:val="DefaultParagraphFont"/>
     <w:uiPriority w:val="32"/>
     <w:qFormat/>
     <w:rsid w:val="00C82D7E"/>
@@ -4760,9 +4782,9 @@
       <w:spacing w:val="5"/>
     </w:rPr>
   </w:style>
-  <w:style w:type="table" w:styleId="Tabelacomgrade">
+  <w:style w:type="table" w:styleId="TableGrid">
     <w:name w:val="Table Grid"/>
-    <w:basedOn w:val="Tabelanormal"/>
+    <w:basedOn w:val="TableNormal"/>
     <w:uiPriority w:val="39"/>
     <w:rsid w:val="002F77B0"/>
     <w:pPr>
@@ -4779,10 +4801,10 @@
       </w:tblBorders>
     </w:tblPr>
   </w:style>
-  <w:style w:type="paragraph" w:styleId="Cabealho">
+  <w:style w:type="paragraph" w:styleId="Header">
     <w:name w:val="header"/>
     <w:basedOn w:val="Normal"/>
-    <w:link w:val="CabealhoChar"/>
+    <w:link w:val="HeaderChar"/>
     <w:uiPriority w:val="99"/>
     <w:unhideWhenUsed/>
     <w:rsid w:val="002C3398"/>
@@ -4794,17 +4816,17 @@
       <w:spacing w:after="0" w:line="240" w:lineRule="auto"/>
     </w:pPr>
   </w:style>
-  <w:style w:type="character" w:customStyle="1" w:styleId="CabealhoChar">
-    <w:name w:val="Cabeçalho Char"/>
-    <w:basedOn w:val="Fontepargpadro"/>
-    <w:link w:val="Cabealho"/>
+  <w:style w:type="character" w:customStyle="1" w:styleId="HeaderChar">
+    <w:name w:val="Header Char"/>
+    <w:basedOn w:val="DefaultParagraphFont"/>
+    <w:link w:val="Header"/>
     <w:uiPriority w:val="99"/>
     <w:rsid w:val="002C3398"/>
   </w:style>
-  <w:style w:type="paragraph" w:styleId="Rodap">
+  <w:style w:type="paragraph" w:styleId="Footer">
     <w:name w:val="footer"/>
     <w:basedOn w:val="Normal"/>
-    <w:link w:val="RodapChar"/>
+    <w:link w:val="FooterChar"/>
     <w:uiPriority w:val="99"/>
     <w:unhideWhenUsed/>
     <w:rsid w:val="002C3398"/>
@@ -4816,16 +4838,16 @@
       <w:spacing w:after="0" w:line="240" w:lineRule="auto"/>
     </w:pPr>
   </w:style>
-  <w:style w:type="character" w:customStyle="1" w:styleId="RodapChar">
-    <w:name w:val="Rodapé Char"/>
-    <w:basedOn w:val="Fontepargpadro"/>
-    <w:link w:val="Rodap"/>
+  <w:style w:type="character" w:customStyle="1" w:styleId="FooterChar">
+    <w:name w:val="Footer Char"/>
+    <w:basedOn w:val="DefaultParagraphFont"/>
+    <w:link w:val="Footer"/>
     <w:uiPriority w:val="99"/>
     <w:rsid w:val="002C3398"/>
   </w:style>
-  <w:style w:type="paragraph" w:styleId="CabealhodoSumrio">
+  <w:style w:type="paragraph" w:styleId="TOCHeading">
     <w:name w:val="TOC Heading"/>
-    <w:basedOn w:val="Ttulo1"/>
+    <w:basedOn w:val="Heading1"/>
     <w:next w:val="Normal"/>
     <w:uiPriority w:val="39"/>
     <w:unhideWhenUsed/>
@@ -4861,7 +4883,7 @@
   </w:style>
   <w:style w:type="character" w:customStyle="1" w:styleId="TtuloGuardianChar">
     <w:name w:val="Título [Guardian] Char"/>
-    <w:basedOn w:val="Fontepargpadro"/>
+    <w:basedOn w:val="DefaultParagraphFont"/>
     <w:link w:val="TtuloGuardian"/>
     <w:rsid w:val="002E18FE"/>
     <w:rPr>
@@ -4873,7 +4895,7 @@
       <w:szCs w:val="32"/>
     </w:rPr>
   </w:style>
-  <w:style w:type="paragraph" w:styleId="Sumrio1">
+  <w:style w:type="paragraph" w:styleId="TOC1">
     <w:name w:val="toc 1"/>
     <w:basedOn w:val="Normal"/>
     <w:next w:val="Normal"/>
@@ -4887,7 +4909,7 @@
   </w:style>
   <w:style w:type="character" w:styleId="Hyperlink">
     <w:name w:val="Hyperlink"/>
-    <w:basedOn w:val="Fontepargpadro"/>
+    <w:basedOn w:val="DefaultParagraphFont"/>
     <w:uiPriority w:val="99"/>
     <w:unhideWhenUsed/>
     <w:rsid w:val="002E18FE"/>
@@ -4924,7 +4946,7 @@
       <w:szCs w:val="24"/>
     </w:rPr>
   </w:style>
-  <w:style w:type="paragraph" w:styleId="Sumrio2">
+  <w:style w:type="paragraph" w:styleId="TOC2">
     <w:name w:val="toc 2"/>
     <w:basedOn w:val="Normal"/>
     <w:next w:val="Normal"/>
@@ -4938,7 +4960,7 @@
     </w:pPr>
   </w:style>
   <w:style w:type="table" w:customStyle="1" w:styleId="a">
-    <w:basedOn w:val="TableNormal"/>
+    <w:basedOn w:val="TableNormal1"/>
     <w:pPr>
       <w:spacing w:after="0" w:line="240" w:lineRule="auto"/>
     </w:pPr>
@@ -4952,7 +4974,7 @@
     </w:tblPr>
   </w:style>
   <w:style w:type="table" w:customStyle="1" w:styleId="a0">
-    <w:basedOn w:val="TableNormal"/>
+    <w:basedOn w:val="TableNormal1"/>
     <w:pPr>
       <w:spacing w:after="0" w:line="240" w:lineRule="auto"/>
     </w:pPr>
@@ -4966,7 +4988,7 @@
     </w:tblPr>
   </w:style>
   <w:style w:type="table" w:customStyle="1" w:styleId="a1">
-    <w:basedOn w:val="TableNormal"/>
+    <w:basedOn w:val="TableNormal1"/>
     <w:pPr>
       <w:spacing w:after="0" w:line="240" w:lineRule="auto"/>
     </w:pPr>
@@ -4979,9 +5001,9 @@
       </w:tblCellMar>
     </w:tblPr>
   </w:style>
-  <w:style w:type="character" w:styleId="MenoPendente">
+  <w:style w:type="character" w:styleId="UnresolvedMention">
     <w:name w:val="Unresolved Mention"/>
-    <w:basedOn w:val="Fontepargpadro"/>
+    <w:basedOn w:val="DefaultParagraphFont"/>
     <w:uiPriority w:val="99"/>
     <w:semiHidden/>
     <w:unhideWhenUsed/>
